--- a/public/documents/proekty-docx/18-svedeniya-o-mto-i-eios.docx
+++ b/public/documents/proekty-docx/18-svedeniya-o-mto-i-eios.docx
@@ -722,7 +722,7 @@
                 <w:rFonts w:ascii="DejaVu Serif" w:hAnsi="DejaVu Serif" w:eastAsia="DejaVu Serif"/>
                 <w:sz w:val="16"/>
               </w:rPr>
-              <w:t>[ЗАПОЛНИТЬ: наименование, версия, URL, право использования/договор]</w:t>
+              <w:t>образовательная платформа «Синтагма», https://синтагма.рф; реквизиты и срок фактически подписанного договора подлежат внесению</w:t>
             </w:r>
           </w:p>
         </w:tc>
@@ -962,7 +962,7 @@
                 <w:rFonts w:ascii="DejaVu Serif" w:hAnsi="DejaVu Serif" w:eastAsia="DejaVu Serif"/>
                 <w:sz w:val="16"/>
               </w:rPr>
-              <w:t>[ЗАПОЛНИТЬ: e-mail, чат, обращения]</w:t>
+              <w:t>CSZDPO@YA.RU; +7 495 336-35-55; +7 993 336-35-55; +7 993 336-45-55</w:t>
             </w:r>
           </w:p>
         </w:tc>
@@ -1128,7 +1128,7 @@
         <w:rPr>
           <w:rFonts w:ascii="DejaVu Serif" w:hAnsi="DejaVu Serif" w:eastAsia="DejaVu Serif"/>
         </w:rPr>
-        <w:t>техническая поддержка: [ЗАПОЛНИТЬ: Ф.И.О./должность, телефон, e-mail, часы];</w:t>
+        <w:t>техническая поддержка: ответственное лицо назначается приказом; +7 495 336-35-55, +7 993 336-35-55, +7 993 336-45-55, CSZDPO@YA.RU; часы поддержки утверждаются регламентом;</w:t>
       </w:r>
     </w:p>
     <w:p>
